--- a/document_templates/russian_library/Исковые_заявления/Защита_прав_потребителей/шаблон_Исковое_заявление_к_туроператору_С_представителем_.docx
+++ b/document_templates/russian_library/Исковые_заявления/Защита_прав_потребителей/шаблон_Исковое_заявление_к_туроператору_С_представителем_.docx
@@ -45,7 +45,6 @@
           <w:lang w:val="en-US"/>
         </w:rPr>
       </w:pPr>
-      <w:proofErr w:type="gramStart"/>
       <w:r>
         <w:rPr>
           <w:rStyle w:val="citation-778"/>
@@ -54,7 +53,7 @@
           <w:szCs w:val="24"/>
           <w:lang w:val="en-US"/>
         </w:rPr>
-        <w:t>{{ court_w_t_w_r_w_prooferr_w_type_gramend_w_r_w_rsidrpr_007b6cac_w_rpr_w_rstyle_w_val_citation_778_w_rfonts_w_ascii_times_new_roman_w_hansi_times_new_roman_w_cs_times_new_roman_w_sz_w_val_24_w_szcs_w_val_24_w_lang_w_val_en_us_w_rpr_w_t_xml_space_preserve_address }} </w:t>
+        <w:t>{{ court_address }} </w:t>
       </w:r>
     </w:p>
     <w:p>
@@ -1117,15 +1116,14 @@
           <w:lang w:val="en-US"/>
         </w:rPr>
       </w:pPr>
-      <w:proofErr w:type="gramStart"/>
-      <w:r>
-        <w:rPr>
-          <w:rFonts w:ascii="Times New Roman" w:hAnsi="Times New Roman" w:cs="Times New Roman"/>
-          <w:sz w:val="24"/>
-          <w:szCs w:val="24"/>
-          <w:lang w:val="en-US"/>
-        </w:rPr>
-        <w:t>{{ plaintiff_w_t_w_r_w_prooferr_w_type_gramend_w_r_w_rpr_w_rfonts_w_ascii_times_new_roman_w_hansi_times_new_roman_w_cs_times_new_roman_w_sz_w_val_24_w_szcs_w_val_24_w_lang_w_val_en_us_w_rpr_w_t_xml_space_preserve }}</w:t>
+      <w:r>
+        <w:rPr>
+          <w:rFonts w:ascii="Times New Roman" w:hAnsi="Times New Roman" w:cs="Times New Roman"/>
+          <w:sz w:val="24"/>
+          <w:szCs w:val="24"/>
+          <w:lang w:val="en-US"/>
+        </w:rPr>
+        <w:t>{{ plaintiff }}</w:t>
       </w:r>
       <w:r>
         <w:rPr>
